--- a/assets/hunau-undergraduate/v0-manual/clean-template.docx
+++ b/assets/hunau-undergraduate/v0-manual/clean-template.docx
@@ -2839,29 +2839,6 @@
         <w:lastRenderedPageBreak/>
         <w:t xml:space="preserve">   </w:t>
       </w:r>
-    </w:p>
-    <w:p>
-      <w:pPr>
-        <w:spacing w:line="440" w:lineRule="exact"/>
-        <w:rPr>
-          <w:spacing w:val="-6"/>
-          <w:kern w:val="0"/>
-          <w:sz w:val="18"/>
-          <w:szCs w:val="18"/>
-        </w:rPr>
-      </w:pPr>
-    </w:p>
-    <w:p>
-      <w:pPr>
-        <w:spacing w:line="440" w:lineRule="exact"/>
-        <w:jc w:val="center"/>
-        <w:rPr>
-          <w:spacing w:val="-6"/>
-          <w:kern w:val="0"/>
-          <w:sz w:val="18"/>
-          <w:szCs w:val="18"/>
-        </w:rPr>
-      </w:pPr>
     </w:p>
     <w:p>
       <w:pPr>
@@ -3033,15 +3010,6 @@
     <w:p>
       <w:pPr>
         <w:spacing w:line="440" w:lineRule="exact"/>
-        <w:jc w:val="center"/>
-        <w:rPr>
-          <w:sz w:val="24"/>
-        </w:rPr>
-      </w:pPr>
-    </w:p>
-    <w:p>
-      <w:pPr>
-        <w:spacing w:line="440" w:lineRule="exact"/>
         <w:rPr>
           <w:b/>
           <w:szCs w:val="21"/>
@@ -3125,15 +3093,6 @@
           </w:r>
         </w:sdtContent>
       </w:sdt>
-    </w:p>
-    <w:p>
-      <w:pPr>
-        <w:spacing w:line="440" w:lineRule="exact"/>
-        <w:jc w:val="center"/>
-        <w:rPr>
-          <w:sz w:val="24"/>
-        </w:rPr>
-      </w:pPr>
     </w:p>
     <w:p>
       <w:pPr>
@@ -3279,15 +3238,6 @@
     <w:p>
       <w:pPr>
         <w:spacing w:line="440" w:lineRule="exact"/>
-        <w:jc w:val="center"/>
-        <w:rPr>
-          <w:sz w:val="24"/>
-        </w:rPr>
-      </w:pPr>
-    </w:p>
-    <w:p>
-      <w:pPr>
-        <w:spacing w:line="440" w:lineRule="exact"/>
         <w:jc w:val="left"/>
         <w:rPr>
           <w:szCs w:val="21"/>
@@ -3346,25 +3296,6 @@
           </w:r>
         </w:sdtContent>
       </w:sdt>
-    </w:p>
-    <w:p>
-      <w:pPr>
-        <w:spacing w:line="440" w:lineRule="exact"/>
-        <w:jc w:val="center"/>
-        <w:rPr>
-          <w:sz w:val="28"/>
-          <w:szCs w:val="28"/>
-        </w:rPr>
-      </w:pPr>
-    </w:p>
-    <w:p>
-      <w:pPr>
-        <w:spacing w:line="440" w:lineRule="exact"/>
-        <w:rPr>
-          <w:b/>
-          <w:sz w:val="24"/>
-        </w:rPr>
-      </w:pPr>
     </w:p>
     <w:p>
       <w:pPr>
@@ -3418,15 +3349,6 @@
           </w:r>
         </w:sdtContent>
       </w:sdt>
-    </w:p>
-    <w:p>
-      <w:pPr>
-        <w:spacing w:line="440" w:lineRule="exact"/>
-        <w:rPr>
-          <w:sz w:val="18"/>
-          <w:szCs w:val="18"/>
-        </w:rPr>
-      </w:pPr>
     </w:p>
     <w:p>
       <w:pPr>
@@ -3494,188 +3416,6 @@
         <w:spacing w:line="440" w:lineRule="exact"/>
         <w:jc w:val="left"/>
         <w:rPr>
-          <w:sz w:val="24"/>
-        </w:rPr>
-      </w:pPr>
-    </w:p>
-    <w:p>
-      <w:pPr>
-        <w:spacing w:line="440" w:lineRule="exact"/>
-        <w:jc w:val="left"/>
-        <w:rPr>
-          <w:sz w:val="28"/>
-          <w:szCs w:val="28"/>
-        </w:rPr>
-      </w:pPr>
-    </w:p>
-    <w:p>
-      <w:pPr>
-        <w:spacing w:line="440" w:lineRule="exact"/>
-        <w:rPr>
-          <w:rFonts w:eastAsia="黑体"/>
-          <w:bCs/>
-          <w:sz w:val="30"/>
-          <w:szCs w:val="20"/>
-        </w:rPr>
-      </w:pPr>
-    </w:p>
-    <w:p>
-      <w:pPr>
-        <w:spacing w:line="440" w:lineRule="exact"/>
-        <w:rPr>
-          <w:sz w:val="24"/>
-        </w:rPr>
-      </w:pPr>
-    </w:p>
-    <w:p>
-      <w:pPr>
-        <w:tabs>
-          <w:tab w:val="left" w:pos="900"/>
-        </w:tabs>
-        <w:spacing w:line="440" w:lineRule="exact"/>
-        <w:rPr>
-          <w:b/>
-          <w:bCs/>
-          <w:sz w:val="24"/>
-        </w:rPr>
-      </w:pPr>
-    </w:p>
-    <w:p>
-      <w:pPr>
-        <w:spacing w:line="440" w:lineRule="exact"/>
-        <w:jc w:val="left"/>
-        <w:rPr>
-          <w:sz w:val="18"/>
-          <w:szCs w:val="18"/>
-        </w:rPr>
-      </w:pPr>
-    </w:p>
-    <w:p>
-      <w:pPr>
-        <w:spacing w:line="440" w:lineRule="exact"/>
-        <w:rPr>
-          <w:sz w:val="18"/>
-          <w:szCs w:val="18"/>
-        </w:rPr>
-      </w:pPr>
-      <w:r>
-        <w:rPr>
-          <w:rFonts w:eastAsia="黑体"/>
-          <w:bCs/>
-          <w:sz w:val="30"/>
-          <w:szCs w:val="30"/>
-        </w:rPr>
-        <w:lastRenderedPageBreak/>
-      </w:r>
-    </w:p>
-    <w:p>
-      <w:pPr>
-        <w:spacing w:line="440" w:lineRule="exact"/>
-        <w:rPr>
-          <w:rFonts w:eastAsia="黑体"/>
-          <w:bCs/>
-          <w:sz w:val="30"/>
-          <w:szCs w:val="30"/>
-        </w:rPr>
-      </w:pPr>
-    </w:p>
-    <w:p>
-      <w:pPr>
-        <w:tabs>
-          <w:tab w:val="left" w:pos="900"/>
-        </w:tabs>
-        <w:spacing w:line="360" w:lineRule="auto"/>
-        <w:rPr>
-          <w:bCs/>
-          <w:sz w:val="24"/>
-        </w:rPr>
-      </w:pPr>
-    </w:p>
-    <w:p>
-      <w:pPr>
-        <w:widowControl/>
-        <w:shd w:val="clear" w:color="auto" w:fill="FFFFFF"/>
-        <w:spacing w:line="440" w:lineRule="exact"/>
-        <w:jc w:val="left"/>
-        <w:rPr>
-          <w:bCs/>
-          <w:sz w:val="24"/>
-        </w:rPr>
-      </w:pPr>
-    </w:p>
-    <w:p>
-      <w:pPr>
-        <w:widowControl/>
-        <w:shd w:val="clear" w:color="auto" w:fill="FFFFFF"/>
-        <w:spacing w:line="440" w:lineRule="exact"/>
-        <w:jc w:val="left"/>
-        <w:rPr>
-          <w:rFonts w:eastAsia="黑体"/>
-          <w:b/>
-          <w:color w:val="333333"/>
-          <w:kern w:val="0"/>
-          <w:sz w:val="24"/>
-          <w:szCs w:val="22"/>
-        </w:rPr>
-      </w:pPr>
-    </w:p>
-    <w:p>
-      <w:pPr>
-        <w:tabs>
-          <w:tab w:val="left" w:pos="900"/>
-        </w:tabs>
-        <w:spacing w:line="360" w:lineRule="auto"/>
-        <w:rPr>
-          <w:bCs/>
-          <w:sz w:val="24"/>
-        </w:rPr>
-      </w:pPr>
-    </w:p>
-    <w:p>
-      <w:pPr>
-        <w:tabs>
-          <w:tab w:val="left" w:pos="900"/>
-        </w:tabs>
-        <w:spacing w:line="360" w:lineRule="auto"/>
-        <w:rPr>
-          <w:bCs/>
-          <w:sz w:val="24"/>
-        </w:rPr>
-      </w:pPr>
-    </w:p>
-    <w:p>
-      <w:pPr>
-        <w:spacing w:line="440" w:lineRule="exact"/>
-        <w:rPr>
-          <w:rFonts w:eastAsia="黑体"/>
-          <w:bCs/>
-          <w:sz w:val="30"/>
-          <w:szCs w:val="20"/>
-        </w:rPr>
-      </w:pPr>
-    </w:p>
-    <w:p>
-      <w:pPr>
-        <w:spacing w:line="440" w:lineRule="exact"/>
-        <w:rPr>
-          <w:sz w:val="24"/>
-        </w:rPr>
-      </w:pPr>
-    </w:p>
-    <w:p>
-      <w:pPr>
-        <w:spacing w:line="440" w:lineRule="exact"/>
-        <w:jc w:val="center"/>
-        <w:rPr>
-          <w:sz w:val="24"/>
-        </w:rPr>
-      </w:pPr>
-    </w:p>
-    <w:p>
-      <w:pPr>
-        <w:spacing w:line="440" w:lineRule="exact"/>
-        <w:jc w:val="left"/>
-        <w:rPr>
           <w:sz w:val="28"/>
           <w:szCs w:val="28"/>
         </w:rPr>
@@ -3716,34 +3456,6 @@
     <w:p>
       <w:pPr>
         <w:spacing w:line="440" w:lineRule="exact"/>
-        <w:jc w:val="left"/>
-        <w:rPr>
-          <w:szCs w:val="21"/>
-        </w:rPr>
-      </w:pPr>
-    </w:p>
-    <w:p>
-      <w:pPr>
-        <w:spacing w:line="440" w:lineRule="exact"/>
-        <w:jc w:val="center"/>
-        <w:rPr>
-          <w:sz w:val="24"/>
-        </w:rPr>
-      </w:pPr>
-    </w:p>
-    <w:p>
-      <w:pPr>
-        <w:spacing w:line="440" w:lineRule="exact"/>
-        <w:jc w:val="center"/>
-        <w:rPr>
-          <w:sz w:val="24"/>
-          <w:szCs w:val="21"/>
-        </w:rPr>
-      </w:pPr>
-    </w:p>
-    <w:p>
-      <w:pPr>
-        <w:spacing w:line="440" w:lineRule="exact"/>
         <w:jc w:val="center"/>
         <w:rPr>
           <w:b/>
@@ -3784,15 +3496,6 @@
           </w:r>
         </w:sdtContent>
       </w:sdt>
-    </w:p>
-    <w:p>
-      <w:pPr>
-        <w:spacing w:line="440" w:lineRule="exact"/>
-        <w:jc w:val="center"/>
-        <w:rPr>
-          <w:sz w:val="24"/>
-        </w:rPr>
-      </w:pPr>
     </w:p>
     <w:p>
       <w:pPr>
